--- a/Documentation/Week 5/Minutes_Group21_Wk5.docx
+++ b/Documentation/Week 5/Minutes_Group21_Wk5.docx
@@ -67,7 +67,7 @@
           <w:szCs w:val="48"/>
           <w:lang w:val="en-US"/>
         </w:rPr>
-        <w:t>4</w:t>
+        <w:t>5</w:t>
       </w:r>
     </w:p>
     <w:p>
@@ -89,7 +89,15 @@
           <w:szCs w:val="32"/>
           <w:lang w:val="en-US"/>
         </w:rPr>
-        <w:t>12</w:t>
+        <w:t>1</w:t>
+      </w:r>
+      <w:r>
+        <w:rPr>
+          <w:sz w:val="32"/>
+          <w:szCs w:val="32"/>
+          <w:lang w:val="en-US"/>
+        </w:rPr>
+        <w:t>9</w:t>
       </w:r>
       <w:r>
         <w:rPr>
@@ -142,35 +150,7 @@
         <w:rPr>
           <w:lang w:val="en-US"/>
         </w:rPr>
-        <w:t xml:space="preserve">Dylan, </w:t>
-      </w:r>
-      <w:proofErr w:type="spellStart"/>
-      <w:r>
-        <w:rPr>
-          <w:lang w:val="en-US"/>
-        </w:rPr>
-        <w:t>Dhava</w:t>
-      </w:r>
-      <w:proofErr w:type="spellEnd"/>
-      <w:r>
-        <w:rPr>
-          <w:lang w:val="en-US"/>
-        </w:rPr>
-        <w:t xml:space="preserve">, </w:t>
-      </w:r>
-      <w:proofErr w:type="spellStart"/>
-      <w:r>
-        <w:rPr>
-          <w:lang w:val="en-US"/>
-        </w:rPr>
-        <w:t>Lithasa</w:t>
-      </w:r>
-      <w:proofErr w:type="spellEnd"/>
-      <w:r>
-        <w:rPr>
-          <w:lang w:val="en-US"/>
-        </w:rPr>
-        <w:t>, Murphy</w:t>
+        <w:t>Dylan, Dhava, Lithasa, Murphy</w:t>
       </w:r>
       <w:r>
         <w:rPr>
@@ -681,7 +661,6 @@
                 <w:lang w:val="en-US"/>
               </w:rPr>
             </w:pPr>
-            <w:proofErr w:type="gramStart"/>
             <w:r>
               <w:rPr>
                 <w:sz w:val="20"/>
@@ -690,7 +669,6 @@
               </w:rPr>
               <w:t>the progress</w:t>
             </w:r>
-            <w:proofErr w:type="gramEnd"/>
           </w:p>
           <w:p>
             <w:pPr>
@@ -1154,25 +1132,7 @@
                 <w:szCs w:val="20"/>
                 <w:lang w:val="en-US"/>
               </w:rPr>
-              <w:t>Need to combine the two sub-</w:t>
-            </w:r>
-            <w:proofErr w:type="gramStart"/>
-            <w:r>
-              <w:rPr>
-                <w:sz w:val="20"/>
-                <w:szCs w:val="20"/>
-                <w:lang w:val="en-US"/>
-              </w:rPr>
-              <w:t>team’s</w:t>
-            </w:r>
-            <w:proofErr w:type="gramEnd"/>
-            <w:r>
-              <w:rPr>
-                <w:sz w:val="20"/>
-                <w:szCs w:val="20"/>
-                <w:lang w:val="en-US"/>
-              </w:rPr>
-              <w:t xml:space="preserve"> tasks</w:t>
+              <w:t>Need to combine the two sub-team’s tasks</w:t>
             </w:r>
           </w:p>
           <w:p>
@@ -1198,25 +1158,7 @@
                 <w:szCs w:val="20"/>
                 <w:lang w:val="en-US"/>
               </w:rPr>
-              <w:t xml:space="preserve">Get </w:t>
-            </w:r>
-            <w:proofErr w:type="spellStart"/>
-            <w:r>
-              <w:rPr>
-                <w:sz w:val="20"/>
-                <w:szCs w:val="20"/>
-                <w:lang w:val="en-US"/>
-              </w:rPr>
-              <w:t>mujocode</w:t>
-            </w:r>
-            <w:proofErr w:type="spellEnd"/>
-            <w:r>
-              <w:rPr>
-                <w:sz w:val="20"/>
-                <w:szCs w:val="20"/>
-                <w:lang w:val="en-US"/>
-              </w:rPr>
-              <w:t xml:space="preserve"> running and experiment</w:t>
+              <w:t>Get mujocode running and experiment</w:t>
             </w:r>
           </w:p>
           <w:p>
@@ -1267,23 +1209,13 @@
                 <w:lang w:val="en-US"/>
               </w:rPr>
             </w:pPr>
-            <w:proofErr w:type="spellStart"/>
-            <w:r>
-              <w:rPr>
-                <w:sz w:val="20"/>
-                <w:szCs w:val="20"/>
-                <w:lang w:val="en-US"/>
-              </w:rPr>
-              <w:t>Mujoco</w:t>
-            </w:r>
-            <w:proofErr w:type="spellEnd"/>
-            <w:r>
-              <w:rPr>
-                <w:sz w:val="20"/>
-                <w:szCs w:val="20"/>
-                <w:lang w:val="en-US"/>
-              </w:rPr>
-              <w:t xml:space="preserve"> to get robot to respond to the gestures </w:t>
+            <w:r>
+              <w:rPr>
+                <w:sz w:val="20"/>
+                <w:szCs w:val="20"/>
+                <w:lang w:val="en-US"/>
+              </w:rPr>
+              <w:t xml:space="preserve">Mujoco to get robot to respond to the gestures </w:t>
             </w:r>
           </w:p>
         </w:tc>
@@ -2564,6 +2496,7 @@
   <w:style w:type="character" w:default="1" w:styleId="DefaultParagraphFont">
     <w:name w:val="Default Paragraph Font"/>
     <w:uiPriority w:val="1"/>
+    <w:semiHidden/>
     <w:unhideWhenUsed/>
   </w:style>
   <w:style w:type="table" w:default="1" w:styleId="TableNormal">
